--- a/offer-demo.docx
+++ b/offer-demo.docx
@@ -15,6 +15,10 @@
     <w:p>
       <w:pPr>
         <w:pStyle w:val="23"/>
+        <w:rPr>
+          <w:rFonts w:hint="eastAsia" w:eastAsia="宋体"/>
+          <w:lang w:eastAsia="zh-CN"/>
+        </w:rPr>
       </w:pPr>
       <w:r>
         <w:rPr>
@@ -23,7 +27,14 @@
         <w:t>致</w:t>
       </w:r>
       <w:r>
-        <w:t>：张明</w:t>
+        <w:t>：</w:t>
+      </w:r>
+      <w:r>
+        <w:rPr>
+          <w:rFonts w:hint="eastAsia" w:eastAsia="宋体"/>
+          <w:lang w:val="en-US" w:eastAsia="zh-CN"/>
+        </w:rPr>
+        <w:t>肖定峰</w:t>
       </w:r>
     </w:p>
     <w:p>
@@ -48,7 +59,35 @@
           <w:rFonts w:hint="eastAsia" w:eastAsia="宋体"/>
           <w:lang w:val="en-US" w:eastAsia="zh-CN"/>
         </w:rPr>
-        <w:t>上海阐世科技有限公司</w:t>
+        <w:t>中国民航信息网络股份有限公司</w:t>
+      </w:r>
+    </w:p>
+    <w:p>
+      <w:pPr>
+        <w:pStyle w:val="3"/>
+      </w:pPr>
+      <w:r>
+        <w:rPr>
+          <w:b/>
+        </w:rPr>
+        <w:t>日期</w:t>
+      </w:r>
+      <w:r>
+        <w:t>：2026年3月20日</w:t>
+      </w:r>
+    </w:p>
+    <w:p>
+      <w:pPr>
+        <w:pStyle w:val="3"/>
+      </w:pPr>
+      <w:r>
+        <w:rPr>
+          <w:b/>
+        </w:rPr>
+        <w:t>主题</w:t>
+      </w:r>
+      <w:r>
+        <w:t>：录用通知书</w:t>
       </w:r>
       <w:bookmarkStart w:id="6" w:name="_GoBack"/>
       <w:bookmarkEnd w:id="6"/>
@@ -58,13 +97,7 @@
         <w:pStyle w:val="3"/>
       </w:pPr>
       <w:r>
-        <w:rPr>
-          <w:b/>
-        </w:rPr>
-        <w:t>日期</w:t>
-      </w:r>
-      <w:r>
-        <w:t>：2026年3月20日</w:t>
+        <w:t>亲爱的张明：</w:t>
       </w:r>
     </w:p>
     <w:p>
@@ -72,29 +105,17 @@
         <w:pStyle w:val="3"/>
       </w:pPr>
       <w:r>
-        <w:rPr>
-          <w:b/>
-        </w:rPr>
-        <w:t>主题</w:t>
-      </w:r>
-      <w:r>
-        <w:t>：录用通知书</w:t>
-      </w:r>
-    </w:p>
-    <w:p>
-      <w:pPr>
-        <w:pStyle w:val="3"/>
-      </w:pPr>
-      <w:r>
-        <w:t>亲爱的张明：</w:t>
-      </w:r>
-    </w:p>
-    <w:p>
-      <w:pPr>
-        <w:pStyle w:val="3"/>
-      </w:pPr>
-      <w:r>
-        <w:t>我们很高兴地通知您，经过公司的面试和评估，您已被录用为科技创新有限公司的高级软件工程师。我们相信您的专业技能和工作经验将为我们的团队带来宝贵的贡献。</w:t>
+        <w:t>我们很高兴地通知您，经过公司的面试和评估，您已被录用为</w:t>
+      </w:r>
+      <w:r>
+        <w:rPr>
+          <w:rFonts w:hint="eastAsia" w:eastAsia="宋体"/>
+          <w:lang w:val="en-US" w:eastAsia="zh-CN"/>
+        </w:rPr>
+        <w:t>中国民航信息网络股份有限公司</w:t>
+      </w:r>
+      <w:r>
+        <w:t>的高级软件工程师。我们相信您的专业技能和工作经验将为我们的团队带来宝贵的贡献。</w:t>
       </w:r>
     </w:p>
     <w:p>
@@ -327,7 +348,17 @@
         <w:pStyle w:val="23"/>
       </w:pPr>
       <w:r>
-        <w:t>您的试用期为3个月。在试用期内，您的表现将受到评估，以确定是否符合公司的要求。</w:t>
+        <w:t>您的试用期为</w:t>
+      </w:r>
+      <w:r>
+        <w:rPr>
+          <w:rFonts w:hint="eastAsia" w:eastAsia="宋体"/>
+          <w:lang w:val="en-US" w:eastAsia="zh-CN"/>
+        </w:rPr>
+        <w:t>7</w:t>
+      </w:r>
+      <w:r>
+        <w:t>个月。在试用期内，您的表现将受到评估，以确定是否符合公司的要求。</w:t>
       </w:r>
     </w:p>
     <w:p>
@@ -380,9 +411,10 @@
       </w:pPr>
       <w:r>
         <w:rPr>
-          <w:b/>
-        </w:rPr>
-        <w:t>科技创新有限公司</w:t>
+          <w:rFonts w:hint="eastAsia" w:eastAsia="宋体"/>
+          <w:lang w:val="en-US" w:eastAsia="zh-CN"/>
+        </w:rPr>
+        <w:t>中国民航信息网络股份有限公司</w:t>
       </w:r>
       <w:r>
         <w:t xml:space="preserve"> </w:t>
@@ -458,7 +490,17 @@
         <w:pStyle w:val="3"/>
       </w:pPr>
       <w:r>
-        <w:t>我，张明，已阅读并理解本录用通知书的所有条款，并接受此录用。</w:t>
+        <w:t>我，</w:t>
+      </w:r>
+      <w:r>
+        <w:rPr>
+          <w:rFonts w:hint="eastAsia" w:eastAsia="宋体"/>
+          <w:lang w:val="en-US" w:eastAsia="zh-CN"/>
+        </w:rPr>
+        <w:t>肖定峰</w:t>
+      </w:r>
+      <w:r>
+        <w:t>，已阅读并理解本录用通知书的所有条款，并接受此录用。</w:t>
       </w:r>
     </w:p>
     <w:p>
@@ -466,7 +508,17 @@
         <w:pStyle w:val="3"/>
       </w:pPr>
       <w:r>
-        <w:t>签名：张明 日期：2026年3月22日</w:t>
+        <w:t>签名：</w:t>
+      </w:r>
+      <w:r>
+        <w:rPr>
+          <w:rFonts w:hint="eastAsia" w:eastAsia="宋体"/>
+          <w:lang w:val="en-US" w:eastAsia="zh-CN"/>
+        </w:rPr>
+        <w:t>肖定峰</w:t>
+      </w:r>
+      <w:r>
+        <w:t xml:space="preserve"> 日期：2026年3月22日</w:t>
       </w:r>
     </w:p>
     <w:sectPr>
@@ -728,7 +780,7 @@
     <w:lsdException w:unhideWhenUsed="0" w:uiPriority="0" w:semiHidden="0" w:name="table of figures"/>
     <w:lsdException w:unhideWhenUsed="0" w:uiPriority="0" w:semiHidden="0" w:name="envelope address"/>
     <w:lsdException w:unhideWhenUsed="0" w:uiPriority="0" w:semiHidden="0" w:name="envelope return"/>
-    <w:lsdException w:unhideWhenUsed="0" w:uiPriority="0" w:semiHidden="0" w:name="footnote reference"/>
+    <w:lsdException w:qFormat="1" w:unhideWhenUsed="0" w:uiPriority="0" w:semiHidden="0" w:name="footnote reference"/>
     <w:lsdException w:unhideWhenUsed="0" w:uiPriority="0" w:semiHidden="0" w:name="annotation reference"/>
     <w:lsdException w:unhideWhenUsed="0" w:uiPriority="0" w:semiHidden="0" w:name="line number"/>
     <w:lsdException w:unhideWhenUsed="0" w:uiPriority="0" w:semiHidden="0" w:name="page number"/>
@@ -1275,6 +1327,7 @@
   <w:style w:type="character" w:styleId="22">
     <w:name w:val="footnote reference"/>
     <w:basedOn w:val="21"/>
+    <w:qFormat/>
     <w:uiPriority w:val="0"/>
     <w:rPr>
       <w:vertAlign w:val="superscript"/>
@@ -1494,6 +1547,7 @@
   <w:style w:type="character" w:customStyle="1" w:styleId="44">
     <w:name w:val="CharTok"/>
     <w:basedOn w:val="35"/>
+    <w:qFormat/>
     <w:uiPriority w:val="0"/>
     <w:rPr>
       <w:color w:val="4070A0"/>
@@ -1570,6 +1624,7 @@
   <w:style w:type="character" w:customStyle="1" w:styleId="53">
     <w:name w:val="CommentVarTok"/>
     <w:basedOn w:val="35"/>
+    <w:qFormat/>
     <w:uiPriority w:val="0"/>
     <w:rPr>
       <w:b/>
@@ -1654,11 +1709,13 @@
   <w:style w:type="character" w:customStyle="1" w:styleId="63">
     <w:name w:val="RegionMarkerTok"/>
     <w:basedOn w:val="35"/>
+    <w:qFormat/>
     <w:uiPriority w:val="0"/>
   </w:style>
   <w:style w:type="character" w:customStyle="1" w:styleId="64">
     <w:name w:val="InformationTok"/>
     <w:basedOn w:val="35"/>
+    <w:qFormat/>
     <w:uiPriority w:val="0"/>
     <w:rPr>
       <w:b/>
@@ -1679,6 +1736,7 @@
   <w:style w:type="character" w:customStyle="1" w:styleId="66">
     <w:name w:val="AlertTok"/>
     <w:basedOn w:val="35"/>
+    <w:qFormat/>
     <w:uiPriority w:val="0"/>
     <w:rPr>
       <w:b/>
@@ -1688,6 +1746,7 @@
   <w:style w:type="character" w:customStyle="1" w:styleId="67">
     <w:name w:val="ErrorTok"/>
     <w:basedOn w:val="35"/>
+    <w:qFormat/>
     <w:uiPriority w:val="0"/>
     <w:rPr>
       <w:b/>
